--- a/Introduccion a la Ingenieria/Kit docente/Clase 15/Guion Docente Clase 15 - Exposicion final de proyectos.docx
+++ b/Introduccion a la Ingenieria/Kit docente/Clase 15/Guion Docente Clase 15 - Exposicion final de proyectos.docx
@@ -69,7 +69,7 @@
           <w:color w:val="4A4A49"/>
           <w:sz w:val="22"/>
         </w:rPr>
-        <w:t>Tipo: Clase virtual sincrónica por Google Meet · Sesión 15 de 16 · corresponde al tema 15 del microcurrículo</w:t>
+        <w:t>Tipo: Clase virtual sincrónica por Google Meet · Sesión 11 de 11 (sesión doble junto con la Clase 16) · corresponde al tema 15 del microcurrículo</w:t>
       </w:r>
     </w:p>
     <w:p>
@@ -145,6 +145,22 @@
         </w:rPr>
         <w:t>RAA3</w:t>
       </w:r>
+      <w:r>
+        <w:rPr>
+          <w:b w:val="0"/>
+          <w:color w:val="4A4A49"/>
+          <w:sz w:val="22"/>
+        </w:rPr>
+        <w:t xml:space="preserve"> · </w:t>
+      </w:r>
+      <w:r>
+        <w:rPr>
+          <w:b/>
+          <w:color w:val="4A4A49"/>
+          <w:sz w:val="22"/>
+        </w:rPr>
+        <w:t>cierra el corte</w:t>
+      </w:r>
     </w:p>
     <w:p>
       <w:pPr>
@@ -169,6 +185,7 @@
       <w:r>
         <w:rPr>
           <w:rFonts w:ascii="Consolas" w:hAnsi="Consolas"/>
+          <w:b w:val="0"/>
           <w:color w:val="111111"/>
           <w:sz w:val="21"/>
         </w:rPr>
@@ -502,7 +519,7 @@
           <w:color w:val="4A4A49"/>
           <w:sz w:val="21"/>
         </w:rPr>
-        <w:t xml:space="preserve"> — es el plan B de la sesión 14 y hoy es el día en que sirve. La </w:t>
+        <w:t xml:space="preserve"> — es el plan B de la Clase 14 y hoy es el día en que sirve. La </w:t>
       </w:r>
       <w:r>
         <w:rPr>
@@ -1086,7 +1103,7 @@
           <w:color w:val="4A4A49"/>
           <w:sz w:val="22"/>
         </w:rPr>
-        <w:t xml:space="preserve"> —lo que más sumó y la única cosa que cambiaría—. La retroalimentación detallada va después, por escrito, con las frases que anotó mientras calificaba. En público, una sola cosa: es la misma regla de la sesión 12 sobre retroalimentación útil.</w:t>
+        <w:t xml:space="preserve"> —lo que más sumó y la única cosa que cambiaría—. La retroalimentación detallada va después, por escrito, con las frases que anotó mientras calificaba. En público, una sola cosa: es la misma regla de la Clase 12 sobre retroalimentación útil.</w:t>
       </w:r>
     </w:p>
     <w:p>
@@ -1140,6 +1157,7 @@
       <w:r>
         <w:rPr>
           <w:rFonts w:ascii="Consolas" w:hAnsi="Consolas"/>
+          <w:b w:val="0"/>
           <w:color w:val="111111"/>
           <w:sz w:val="21"/>
         </w:rPr>
@@ -1294,7 +1312,7 @@
           <w:color w:val="4A4A49"/>
           <w:sz w:val="22"/>
         </w:rPr>
-        <w:t>Para la sesión 16</w:t>
+        <w:t>Para la Clase 16</w:t>
       </w:r>
     </w:p>
     <w:p>
@@ -1307,7 +1325,7 @@
           <w:color w:val="4A4A49"/>
           <w:sz w:val="22"/>
         </w:rPr>
-        <w:t>Cierre · Nos vemos en la sesión 16 · la última</w:t>
+        <w:t>Cierre · Nos vemos en la Clase 16 · la última</w:t>
       </w:r>
     </w:p>
     <w:p>
@@ -1816,7 +1834,7 @@
           <w:color w:val="4A4A49"/>
           <w:sz w:val="22"/>
         </w:rPr>
-        <w:t xml:space="preserve"> recuerde las reglas de la sesión 12 — </w:t>
+        <w:t xml:space="preserve"> recuerde las reglas de la Clase 12 — </w:t>
       </w:r>
       <w:r>
         <w:rPr>
@@ -1967,7 +1985,7 @@
           <w:color w:val="4A4A49"/>
           <w:sz w:val="22"/>
         </w:rPr>
-        <w:t>informe final de la sesión 16 vale el 20 %</w:t>
+        <w:t>informe final de la Clase 16 vale el 20 %</w:t>
       </w:r>
       <w:r>
         <w:rPr>
@@ -2146,7 +2164,7 @@
                 <w:color w:val="4A4A49"/>
                 <w:sz w:val="20"/>
               </w:rPr>
-              <w:t>Arrancar con el problema y su número. Se avisó en la sesión 14 y cuesta puntos.</w:t>
+              <w:t>Arrancar con el problema y su número. Se avisó en la Clase 14 y cuesta puntos.</w:t>
             </w:r>
           </w:p>
         </w:tc>
@@ -2285,7 +2303,7 @@
                 <w:color w:val="4A4A49"/>
                 <w:sz w:val="20"/>
               </w:rPr>
-              <w:t>Es una intención, no un impacto: nadie puede ir a verificarlo. Se corrigió en la sesión 13.</w:t>
+              <w:t>Es una intención, no un impacto: nadie puede ir a verificarlo. Se corrigió en la Clase 13.</w:t>
             </w:r>
           </w:p>
         </w:tc>
@@ -2409,7 +2427,7 @@
           <w:color w:val="4A4A49"/>
           <w:sz w:val="22"/>
         </w:rPr>
-        <w:t xml:space="preserve">Usan las capturas del plan B que dejaron en la carpeta desde la sesión 14, narran el mismo recorrido sobre ellas y </w:t>
+        <w:t xml:space="preserve">Usan las capturas del plan B que dejaron en la carpeta desde la Clase 14, narran el mismo recorrido sobre ellas y </w:t>
       </w:r>
       <w:r>
         <w:rPr>
@@ -2509,7 +2527,7 @@
           <w:color w:val="4A4A49"/>
           <w:sz w:val="22"/>
         </w:rPr>
-        <w:t>informe final de la sesión 16, que vale el 20 %</w:t>
+        <w:t>informe final de la Clase 16, que vale el 20 %</w:t>
       </w:r>
       <w:r>
         <w:rPr>
@@ -2767,7 +2785,7 @@
           <w:color w:val="4A4A49"/>
           <w:sz w:val="22"/>
         </w:rPr>
-        <w:t xml:space="preserve"> de la sesión 14; al ausente se le sustenta aparte y </w:t>
+        <w:t xml:space="preserve"> de la Clase 14; al ausente se le sustenta aparte y </w:t>
       </w:r>
       <w:r>
         <w:rPr>
@@ -2872,6 +2890,7 @@
       <w:r>
         <w:rPr>
           <w:rFonts w:ascii="Consolas" w:hAnsi="Consolas"/>
+          <w:b w:val="0"/>
           <w:color w:val="111111"/>
           <w:sz w:val="21"/>
         </w:rPr>
@@ -2893,6 +2912,7 @@
       <w:r>
         <w:rPr>
           <w:rFonts w:ascii="Consolas" w:hAnsi="Consolas"/>
+          <w:b w:val="0"/>
           <w:color w:val="111111"/>
           <w:sz w:val="21"/>
         </w:rPr>
@@ -2930,6 +2950,7 @@
       <w:r>
         <w:rPr>
           <w:rFonts w:ascii="Consolas" w:hAnsi="Consolas"/>
+          <w:b w:val="0"/>
           <w:color w:val="111111"/>
           <w:sz w:val="21"/>
         </w:rPr>
@@ -2951,6 +2972,7 @@
       <w:r>
         <w:rPr>
           <w:rFonts w:ascii="Consolas" w:hAnsi="Consolas"/>
+          <w:b w:val="0"/>
           <w:color w:val="111111"/>
           <w:sz w:val="21"/>
         </w:rPr>

--- a/Introduccion a la Ingenieria/Kit docente/Clase 15/Guion Docente Clase 15 - Exposicion final de proyectos.docx
+++ b/Introduccion a la Ingenieria/Kit docente/Clase 15/Guion Docente Clase 15 - Exposicion final de proyectos.docx
@@ -69,7 +69,7 @@
           <w:color w:val="4A4A49"/>
           <w:sz w:val="22"/>
         </w:rPr>
-        <w:t>Tipo: Clase virtual sincrónica por Google Meet · Sesión 11 de 11 (sesión doble junto con la Clase 16) · corresponde al tema 15 del microcurrículo</w:t>
+        <w:t>Tipo: Clase virtual sincrónica por Microsoft Teams · Sesión 11 de 11 (sesión doble junto con la Clase 16) · corresponde al tema 15 del microcurrículo</w:t>
       </w:r>
     </w:p>
     <w:p>
@@ -98,7 +98,7 @@
           <w:color w:val="4A4A49"/>
           <w:sz w:val="22"/>
         </w:rPr>
-        <w:t xml:space="preserve"> por Google Meet · actividades en plataformas gratuitas en la nube · los 5 equipos trabajan en </w:t>
+        <w:t xml:space="preserve"> por Microsoft Teams · actividades en plataformas gratuitas en la nube · los 5 equipos trabajan en </w:t>
       </w:r>
       <w:r>
         <w:rPr>
